--- a/Articles/2026/4_Blender_Tips_and_Tricks/12_Assigning_Custom_Favorites/12 Assigning Custom Favorites.docx
+++ b/Articles/2026/4_Blender_Tips_and_Tricks/12_Assigning_Custom_Favorites/12 Assigning Custom Favorites.docx
@@ -15,15 +15,106 @@
     </w:p>
     <w:p>
       <w:r>
-        <w:t>Honestly, it is much easer to do this then to give it a shortcut key, as the list of shortcut keys that Blender uses is extensive, and anything you can probably think of is already taken.</w:t>
+        <w:t>11/23/2026</w:t>
+      </w:r>
+    </w:p>
+    <w:p/>
+    <w:p>
+      <w:r>
+        <w:rPr>
+          <w:noProof/>
+        </w:rPr>
+        <w:drawing>
+          <wp:inline distT="0" distB="0" distL="0" distR="0" wp14:anchorId="5F352F7E" wp14:editId="6C8F71BC">
+            <wp:extent cx="2543175" cy="2295525"/>
+            <wp:effectExtent l="76200" t="76200" r="142875" b="142875"/>
+            <wp:docPr id="199561545" name="Picture 1"/>
+            <wp:cNvGraphicFramePr>
+              <a:graphicFrameLocks xmlns:a="http://schemas.openxmlformats.org/drawingml/2006/main" noChangeAspect="1"/>
+            </wp:cNvGraphicFramePr>
+            <a:graphic xmlns:a="http://schemas.openxmlformats.org/drawingml/2006/main">
+              <a:graphicData uri="http://schemas.openxmlformats.org/drawingml/2006/picture">
+                <pic:pic xmlns:pic="http://schemas.openxmlformats.org/drawingml/2006/picture">
+                  <pic:nvPicPr>
+                    <pic:cNvPr id="0" name="Picture 1"/>
+                    <pic:cNvPicPr>
+                      <a:picLocks noChangeAspect="1" noChangeArrowheads="1"/>
+                    </pic:cNvPicPr>
+                  </pic:nvPicPr>
+                  <pic:blipFill rotWithShape="1">
+                    <a:blip r:embed="rId5">
+                      <a:extLst>
+                        <a:ext uri="{28A0092B-C50C-407E-A947-70E740481C1C}">
+                          <a14:useLocalDpi xmlns:a14="http://schemas.microsoft.com/office/drawing/2010/main" val="0"/>
+                        </a:ext>
+                      </a:extLst>
+                    </a:blip>
+                    <a:srcRect r="1112"/>
+                    <a:stretch>
+                      <a:fillRect/>
+                    </a:stretch>
+                  </pic:blipFill>
+                  <pic:spPr bwMode="auto">
+                    <a:xfrm>
+                      <a:off x="0" y="0"/>
+                      <a:ext cx="2543175" cy="2295525"/>
+                    </a:xfrm>
+                    <a:prstGeom prst="rect">
+                      <a:avLst/>
+                    </a:prstGeom>
+                    <a:ln w="38100" cap="sq" cmpd="sng" algn="ctr">
+                      <a:solidFill>
+                        <a:srgbClr val="000000"/>
+                      </a:solidFill>
+                      <a:prstDash val="solid"/>
+                      <a:miter lim="800000"/>
+                      <a:headEnd type="none" w="med" len="med"/>
+                      <a:tailEnd type="none" w="med" len="med"/>
+                      <a:extLst>
+                        <a:ext uri="{C807C97D-BFC1-408E-A445-0C87EB9F89A2}">
+                          <ask:lineSketchStyleProps xmlns:ask="http://schemas.microsoft.com/office/drawing/2018/sketchyshapes" sd="0">
+                            <a:custGeom>
+                              <a:avLst/>
+                              <a:gdLst/>
+                              <a:ahLst/>
+                              <a:cxnLst/>
+                              <a:rect l="0" t="0" r="0" b="0"/>
+                              <a:pathLst/>
+                            </a:custGeom>
+                            <ask:type/>
+                          </ask:lineSketchStyleProps>
+                        </a:ext>
+                      </a:extLst>
+                    </a:ln>
+                    <a:effectLst>
+                      <a:outerShdw blurRad="50800" dist="38100" dir="2700000" algn="tl" rotWithShape="0">
+                        <a:srgbClr val="000000">
+                          <a:alpha val="43000"/>
+                        </a:srgbClr>
+                      </a:outerShdw>
+                    </a:effectLst>
+                    <a:extLst>
+                      <a:ext uri="{53640926-AAD7-44D8-BBD7-CCE9431645EC}">
+                        <a14:shadowObscured xmlns:a14="http://schemas.microsoft.com/office/drawing/2010/main"/>
+                      </a:ext>
+                    </a:extLst>
+                  </pic:spPr>
+                </pic:pic>
+              </a:graphicData>
+            </a:graphic>
+          </wp:inline>
+        </w:drawing>
       </w:r>
     </w:p>
     <w:p>
       <w:r>
-        <w:t>Select the tool you want to assign a shortcut to.</w:t>
+        <w:t>Honestly, it is much easier to do this than to assign your own shortcut key. Blender already uses an extensive list of shortcuts, and just about anything you can think of is probably already taken.</w:t>
       </w:r>
     </w:p>
     <w:p>
+      <w:r>
+        <w:t>Select the tool you want to add to your Quick Favorites.</w:t>
+      </w:r>
       <w:r>
         <w:rPr>
           <w:noProof/>
@@ -44,7 +135,7 @@
                     <pic:cNvPicPr/>
                   </pic:nvPicPr>
                   <pic:blipFill>
-                    <a:blip r:embed="rId5"/>
+                    <a:blip r:embed="rId6"/>
                     <a:stretch>
                       <a:fillRect/>
                     </a:stretch>
@@ -67,14 +158,7 @@
     </w:p>
     <w:p>
       <w:r>
-        <w:t xml:space="preserve">Right click on it, and either select </w:t>
-      </w:r>
-      <w:r>
-        <w:rPr>
-          <w:b/>
-          <w:bCs/>
-        </w:rPr>
-        <w:t>Add to Quick Favorites</w:t>
+        <w:t>Right-click on it, and select Add to Quick Favorites</w:t>
       </w:r>
       <w:r>
         <w:t>.</w:t>
@@ -85,6 +169,7 @@
         <w:rPr>
           <w:noProof/>
         </w:rPr>
+        <w:lastRenderedPageBreak/>
         <w:drawing>
           <wp:inline distT="0" distB="0" distL="0" distR="0" wp14:anchorId="27ADB402" wp14:editId="4A7F02CF">
             <wp:extent cx="3639058" cy="1552792"/>
@@ -101,7 +186,7 @@
                     <pic:cNvPicPr/>
                   </pic:nvPicPr>
                   <pic:blipFill>
-                    <a:blip r:embed="rId6"/>
+                    <a:blip r:embed="rId7"/>
                     <a:stretch>
                       <a:fillRect/>
                     </a:stretch>
@@ -139,36 +224,7 @@
     <w:p/>
     <w:p>
       <w:r>
-        <w:t xml:space="preserve">To Access </w:t>
-      </w:r>
-      <w:r>
-        <w:t>Quick Menu</w:t>
-      </w:r>
-      <w:r>
-        <w:t xml:space="preserve">, press </w:t>
-      </w:r>
-      <w:r>
-        <w:rPr>
-          <w:b/>
-          <w:bCs/>
-        </w:rPr>
-        <w:t xml:space="preserve">Q </w:t>
-      </w:r>
-      <w:r>
-        <w:t>on your keyboard</w:t>
-      </w:r>
-      <w:r>
-        <w:t xml:space="preserve">. If you select the </w:t>
-      </w:r>
-      <w:r>
-        <w:rPr>
-          <w:b/>
-          <w:bCs/>
-        </w:rPr>
-        <w:t>All</w:t>
-      </w:r>
-      <w:r>
-        <w:t xml:space="preserve"> that comes in the list first. It is like selecting all the bones first, and then clearing the pose all in one step. That is great.</w:t>
+        <w:t>o access the Quick Favorites menu, press Q on your keyboard. If you selected All from the Clear Transform list first, it will appear in your Quick Favorites. This is like selecting all of the bones and clearing the entire pose in one step. Pretty handy!</w:t>
       </w:r>
     </w:p>
     <w:p>
@@ -192,7 +248,7 @@
                     <pic:cNvPicPr/>
                   </pic:nvPicPr>
                   <pic:blipFill>
-                    <a:blip r:embed="rId7"/>
+                    <a:blip r:embed="rId8"/>
                     <a:stretch>
                       <a:fillRect/>
                     </a:stretch>
@@ -215,29 +271,190 @@
     </w:p>
     <w:p/>
     <w:p>
+      <w:pPr>
+        <w:rPr>
+          <w:rStyle w:val="Strong"/>
+        </w:rPr>
+      </w:pPr>
       <w:r>
-        <w:t xml:space="preserve">Find the command → </w:t>
+        <w:t>Find the command you want in one of Blender's menus. Right-click → Add to Quick Favorites.</w:t>
       </w:r>
       <w:r>
         <w:rPr>
+          <w:noProof/>
+        </w:rPr>
+        <w:drawing>
+          <wp:inline distT="0" distB="0" distL="0" distR="0" wp14:anchorId="18A9F25D" wp14:editId="0CF662B5">
+            <wp:extent cx="2587312" cy="3255818"/>
+            <wp:effectExtent l="76200" t="76200" r="137160" b="135255"/>
+            <wp:docPr id="71698352" name="Picture 1"/>
+            <wp:cNvGraphicFramePr>
+              <a:graphicFrameLocks xmlns:a="http://schemas.openxmlformats.org/drawingml/2006/main" noChangeAspect="1"/>
+            </wp:cNvGraphicFramePr>
+            <a:graphic xmlns:a="http://schemas.openxmlformats.org/drawingml/2006/main">
+              <a:graphicData uri="http://schemas.openxmlformats.org/drawingml/2006/picture">
+                <pic:pic xmlns:pic="http://schemas.openxmlformats.org/drawingml/2006/picture">
+                  <pic:nvPicPr>
+                    <pic:cNvPr id="71698352" name=""/>
+                    <pic:cNvPicPr/>
+                  </pic:nvPicPr>
+                  <pic:blipFill rotWithShape="1">
+                    <a:blip r:embed="rId9"/>
+                    <a:srcRect l="23087" r="56166" b="53587"/>
+                    <a:stretch>
+                      <a:fillRect/>
+                    </a:stretch>
+                  </pic:blipFill>
+                  <pic:spPr bwMode="auto">
+                    <a:xfrm>
+                      <a:off x="0" y="0"/>
+                      <a:ext cx="2601581" cy="3273774"/>
+                    </a:xfrm>
+                    <a:prstGeom prst="rect">
+                      <a:avLst/>
+                    </a:prstGeom>
+                    <a:ln w="38100" cap="sq">
+                      <a:solidFill>
+                        <a:srgbClr val="000000"/>
+                      </a:solidFill>
+                      <a:prstDash val="solid"/>
+                      <a:miter lim="800000"/>
+                    </a:ln>
+                    <a:effectLst>
+                      <a:outerShdw blurRad="50800" dist="38100" dir="2700000" algn="tl" rotWithShape="0">
+                        <a:srgbClr val="000000">
+                          <a:alpha val="43000"/>
+                        </a:srgbClr>
+                      </a:outerShdw>
+                    </a:effectLst>
+                    <a:extLst>
+                      <a:ext uri="{53640926-AAD7-44D8-BBD7-CCE9431645EC}">
+                        <a14:shadowObscured xmlns:a14="http://schemas.microsoft.com/office/drawing/2010/main"/>
+                      </a:ext>
+                    </a:extLst>
+                  </pic:spPr>
+                </pic:pic>
+              </a:graphicData>
+            </a:graphic>
+          </wp:inline>
+        </w:drawing>
+      </w:r>
+    </w:p>
+    <w:p>
+      <w:pPr>
+        <w:rPr>
           <w:rStyle w:val="Strong"/>
         </w:rPr>
-        <w:t xml:space="preserve">Right-click → Add to Quick Favorites → press </w:t>
+      </w:pPr>
+    </w:p>
+    <w:p>
+      <w:r>
+        <w:t xml:space="preserve">Now, whenever you need that command, just press </w:t>
       </w:r>
       <w:r>
         <w:rPr>
-          <w:rStyle w:val="HTMLCode"/>
-          <w:rFonts w:eastAsiaTheme="minorHAnsi"/>
           <w:b/>
           <w:bCs/>
         </w:rPr>
         <w:t>Q</w:t>
       </w:r>
       <w:r>
+        <w:t xml:space="preserve"> to open your Quick Favorites.</w:t>
+      </w:r>
+    </w:p>
+    <w:p>
+      <w:r>
         <w:rPr>
-          <w:rStyle w:val="Strong"/>
+          <w:noProof/>
         </w:rPr>
-        <w:t xml:space="preserve"> whenever you need it.</w:t>
+        <w:drawing>
+          <wp:inline distT="0" distB="0" distL="0" distR="0" wp14:anchorId="29FD8A97" wp14:editId="00DEFEA7">
+            <wp:extent cx="4686694" cy="3061855"/>
+            <wp:effectExtent l="76200" t="76200" r="133350" b="139065"/>
+            <wp:docPr id="1669907834" name="Picture 1"/>
+            <wp:cNvGraphicFramePr>
+              <a:graphicFrameLocks xmlns:a="http://schemas.openxmlformats.org/drawingml/2006/main" noChangeAspect="1"/>
+            </wp:cNvGraphicFramePr>
+            <a:graphic xmlns:a="http://schemas.openxmlformats.org/drawingml/2006/main">
+              <a:graphicData uri="http://schemas.openxmlformats.org/drawingml/2006/picture">
+                <pic:pic xmlns:pic="http://schemas.openxmlformats.org/drawingml/2006/picture">
+                  <pic:nvPicPr>
+                    <pic:cNvPr id="1669907834" name=""/>
+                    <pic:cNvPicPr/>
+                  </pic:nvPicPr>
+                  <pic:blipFill rotWithShape="1">
+                    <a:blip r:embed="rId10"/>
+                    <a:srcRect l="22619" t="34403" r="54545" b="39075"/>
+                    <a:stretch>
+                      <a:fillRect/>
+                    </a:stretch>
+                  </pic:blipFill>
+                  <pic:spPr bwMode="auto">
+                    <a:xfrm>
+                      <a:off x="0" y="0"/>
+                      <a:ext cx="4707306" cy="3075321"/>
+                    </a:xfrm>
+                    <a:prstGeom prst="rect">
+                      <a:avLst/>
+                    </a:prstGeom>
+                    <a:ln w="38100" cap="sq">
+                      <a:solidFill>
+                        <a:srgbClr val="000000"/>
+                      </a:solidFill>
+                      <a:prstDash val="solid"/>
+                      <a:miter lim="800000"/>
+                    </a:ln>
+                    <a:effectLst>
+                      <a:outerShdw blurRad="50800" dist="38100" dir="2700000" algn="tl" rotWithShape="0">
+                        <a:srgbClr val="000000">
+                          <a:alpha val="43000"/>
+                        </a:srgbClr>
+                      </a:outerShdw>
+                    </a:effectLst>
+                    <a:extLst>
+                      <a:ext uri="{53640926-AAD7-44D8-BBD7-CCE9431645EC}">
+                        <a14:shadowObscured xmlns:a14="http://schemas.microsoft.com/office/drawing/2010/main"/>
+                      </a:ext>
+                    </a:extLst>
+                  </pic:spPr>
+                </pic:pic>
+              </a:graphicData>
+            </a:graphic>
+          </wp:inline>
+        </w:drawing>
+      </w:r>
+    </w:p>
+    <w:p/>
+    <w:p>
+      <w:r>
+        <w:rPr>
+          <w:rStyle w:val="BoldRedChar"/>
+        </w:rPr>
+        <w:t xml:space="preserve">WATCH </w:t>
+      </w:r>
+      <w:r>
+        <w:rPr>
+          <w:rStyle w:val="BoldRedChar"/>
+        </w:rPr>
+        <w:t>I</w:t>
+      </w:r>
+      <w:r>
+        <w:rPr>
+          <w:rStyle w:val="BoldRedChar"/>
+        </w:rPr>
+        <w:t>T</w:t>
+      </w:r>
+      <w:r>
+        <w:rPr>
+          <w:rStyle w:val="BoldRedChar"/>
+        </w:rPr>
+        <w:t>:</w:t>
+      </w:r>
+      <w:r>
+        <w:t xml:space="preserve"> </w:t>
+      </w:r>
+      <w:r>
+        <w:t>Quick Favorites are mode-specific. If you add a command while in Pose Mode, you may not see it when you switch to Object Mode. If your favorite seems to have disappeared, first make sure you're in the same mode where you added it.</w:t>
       </w:r>
     </w:p>
     <w:sectPr>
@@ -1132,7 +1349,6 @@
   <w:style w:type="character" w:default="1" w:styleId="DefaultParagraphFont">
     <w:name w:val="Default Paragraph Font"/>
     <w:uiPriority w:val="1"/>
-    <w:semiHidden/>
     <w:unhideWhenUsed/>
   </w:style>
   <w:style w:type="table" w:default="1" w:styleId="TableNormal">
